--- a/Frontend/public/Raman-CV.docx
+++ b/Frontend/public/Raman-CV.docx
@@ -563,7 +563,29 @@
                                 <w:szCs w:val="24"/>
                                 <w:u w:val="single"/>
                               </w:rPr>
-                              <w:t>Bachelor of Science in Information Technology [2022 – Current]</w:t>
+                              <w:t>Bachelor of Science in Inform</w:t>
+                            </w:r>
+                            <w:r>
+                              <w:rPr>
+                                <w:rFonts w:asciiTheme="majorHAnsi" w:eastAsia="Times New Roman" w:hAnsiTheme="majorHAnsi" w:cstheme="majorHAnsi"/>
+                                <w:b/>
+                                <w:bCs/>
+                                <w:sz w:val="22"/>
+                                <w:szCs w:val="24"/>
+                                <w:u w:val="single"/>
+                              </w:rPr>
+                              <w:t>ation Technology [2022 – 2025</w:t>
+                            </w:r>
+                            <w:r>
+                              <w:rPr>
+                                <w:rFonts w:asciiTheme="majorHAnsi" w:eastAsia="Times New Roman" w:hAnsiTheme="majorHAnsi" w:cstheme="majorHAnsi"/>
+                                <w:b/>
+                                <w:bCs/>
+                                <w:sz w:val="22"/>
+                                <w:szCs w:val="24"/>
+                                <w:u w:val="single"/>
+                              </w:rPr>
+                              <w:t>]</w:t>
                             </w:r>
                             <w:r>
                               <w:rPr>
@@ -600,7 +622,7 @@
                                 <w:sz w:val="22"/>
                                 <w:szCs w:val="24"/>
                               </w:rPr>
-                              <w:t>3.50</w:t>
+                              <w:t>3.14</w:t>
                             </w:r>
                           </w:p>
                           <w:p>
@@ -629,6 +651,10 @@
           </mc:Choice>
           <mc:Fallback>
             <w:pict>
+              <v:shapetype id="_x0000_t202" coordsize="21600,21600" o:spt="202" path="m,l,21600r21600,l21600,xe">
+                <v:stroke joinstyle="miter"/>
+                <v:path gradientshapeok="t" o:connecttype="rect"/>
+              </v:shapetype>
               <v:shape id="Text Box 2" o:spid="_x0000_s1027" type="#_x0000_t202" style="position:absolute;left:0;text-align:left;margin-left:283pt;margin-top:17pt;width:292.5pt;height:92.5pt;z-index:251680768;visibility:visible;mso-wrap-style:square;mso-width-percent:0;mso-height-percent:0;mso-wrap-distance-left:9pt;mso-wrap-distance-top:3.6pt;mso-wrap-distance-right:9pt;mso-wrap-distance-bottom:3.6pt;mso-position-horizontal:absolute;mso-position-horizontal-relative:text;mso-position-vertical:absolute;mso-position-vertical-relative:text;mso-width-percent:0;mso-height-percent:0;mso-width-relative:margin;mso-height-relative:margin;v-text-anchor:top" o:gfxdata="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" fillcolor="white [3212]" strokecolor="white [3212]">
                 <v:textbox>
                   <w:txbxContent>
@@ -651,7 +677,29 @@
                           <w:szCs w:val="24"/>
                           <w:u w:val="single"/>
                         </w:rPr>
-                        <w:t>Bachelor of Science in Information Technology [2022 – Current]</w:t>
+                        <w:t>Bachelor of Science in Inform</w:t>
+                      </w:r>
+                      <w:r>
+                        <w:rPr>
+                          <w:rFonts w:asciiTheme="majorHAnsi" w:eastAsia="Times New Roman" w:hAnsiTheme="majorHAnsi" w:cstheme="majorHAnsi"/>
+                          <w:b/>
+                          <w:bCs/>
+                          <w:sz w:val="22"/>
+                          <w:szCs w:val="24"/>
+                          <w:u w:val="single"/>
+                        </w:rPr>
+                        <w:t>ation Technology [2022 – 2025</w:t>
+                      </w:r>
+                      <w:r>
+                        <w:rPr>
+                          <w:rFonts w:asciiTheme="majorHAnsi" w:eastAsia="Times New Roman" w:hAnsiTheme="majorHAnsi" w:cstheme="majorHAnsi"/>
+                          <w:b/>
+                          <w:bCs/>
+                          <w:sz w:val="22"/>
+                          <w:szCs w:val="24"/>
+                          <w:u w:val="single"/>
+                        </w:rPr>
+                        <w:t>]</w:t>
                       </w:r>
                       <w:r>
                         <w:rPr>
@@ -688,7 +736,7 @@
                           <w:sz w:val="22"/>
                           <w:szCs w:val="24"/>
                         </w:rPr>
-                        <w:t>3.50</w:t>
+                        <w:t>3.14</w:t>
                       </w:r>
                     </w:p>
                     <w:p>
@@ -1019,8 +1067,33 @@
         </w:rPr>
         <w:t>Frontend Developer</w:t>
       </w:r>
-      <w:bookmarkStart w:id="0" w:name="_GoBack"/>
-      <w:bookmarkEnd w:id="0"/>
+      <w:r>
+        <w:rPr>
+          <w:rFonts w:asciiTheme="majorHAnsi" w:eastAsia="Times New Roman" w:hAnsiTheme="majorHAnsi" w:cstheme="majorHAnsi"/>
+          <w:bCs/>
+          <w:i/>
+          <w:sz w:val="22"/>
+        </w:rPr>
+        <w:t xml:space="preserve"> (3 Months Paid</w:t>
+      </w:r>
+      <w:r>
+        <w:rPr>
+          <w:rFonts w:asciiTheme="majorHAnsi" w:eastAsia="Times New Roman" w:hAnsiTheme="majorHAnsi" w:cstheme="majorHAnsi"/>
+          <w:bCs/>
+          <w:i/>
+          <w:sz w:val="22"/>
+        </w:rPr>
+        <w:t xml:space="preserve"> Intern</w:t>
+      </w:r>
+      <w:r>
+        <w:rPr>
+          <w:rFonts w:asciiTheme="majorHAnsi" w:eastAsia="Times New Roman" w:hAnsiTheme="majorHAnsi" w:cstheme="majorHAnsi"/>
+          <w:bCs/>
+          <w:i/>
+          <w:sz w:val="22"/>
+        </w:rPr>
+        <w:t>)</w:t>
+      </w:r>
     </w:p>
     <w:p>
       <w:pPr>
@@ -2339,10 +2412,211 @@
         <mc:AlternateContent>
           <mc:Choice Requires="wps">
             <w:drawing>
+              <wp:anchor distT="0" distB="0" distL="114300" distR="114300" simplePos="0" relativeHeight="251673600" behindDoc="0" locked="0" layoutInCell="1" allowOverlap="1">
+                <wp:simplePos x="0" y="0"/>
+                <wp:positionH relativeFrom="column">
+                  <wp:posOffset>3606490</wp:posOffset>
+                </wp:positionH>
+                <wp:positionV relativeFrom="paragraph">
+                  <wp:posOffset>278410</wp:posOffset>
+                </wp:positionV>
+                <wp:extent cx="3277235" cy="838200"/>
+                <wp:effectExtent l="0" t="0" r="0" b="0"/>
+                <wp:wrapNone/>
+                <wp:docPr id="17" name="Text Box 17"/>
+                <wp:cNvGraphicFramePr/>
+                <a:graphic xmlns:a="http://schemas.openxmlformats.org/drawingml/2006/main">
+                  <a:graphicData uri="http://schemas.microsoft.com/office/word/2010/wordprocessingShape">
+                    <wps:wsp>
+                      <wps:cNvSpPr txBox="1"/>
+                      <wps:spPr>
+                        <a:xfrm>
+                          <a:off x="0" y="0"/>
+                          <a:ext cx="3277235" cy="838200"/>
+                        </a:xfrm>
+                        <a:prstGeom prst="rect">
+                          <a:avLst/>
+                        </a:prstGeom>
+                        <a:noFill/>
+                        <a:ln w="6350">
+                          <a:noFill/>
+                        </a:ln>
+                      </wps:spPr>
+                      <wps:txbx>
+                        <w:txbxContent>
+                          <w:p>
+                            <w:pPr>
+                              <w:jc w:val="left"/>
+                              <w:rPr>
+                                <w:rFonts w:asciiTheme="majorHAnsi" w:hAnsiTheme="majorHAnsi" w:cstheme="majorHAnsi"/>
+                                <w:sz w:val="22"/>
+                              </w:rPr>
+                            </w:pPr>
+                            <w:r>
+                              <w:rPr>
+                                <w:rFonts w:asciiTheme="majorHAnsi" w:hAnsiTheme="majorHAnsi" w:cstheme="majorHAnsi"/>
+                                <w:b/>
+                                <w:sz w:val="22"/>
+                              </w:rPr>
+                              <w:t>Nishan Phuyal</w:t>
+                            </w:r>
+                            <w:r>
+                              <w:rPr>
+                                <w:rFonts w:asciiTheme="majorHAnsi" w:hAnsiTheme="majorHAnsi" w:cstheme="majorHAnsi"/>
+                                <w:sz w:val="22"/>
+                              </w:rPr>
+                              <w:t xml:space="preserve"> (CEO)</w:t>
+                            </w:r>
+                          </w:p>
+                          <w:p>
+                            <w:pPr>
+                              <w:jc w:val="left"/>
+                              <w:rPr>
+                                <w:rFonts w:asciiTheme="majorHAnsi" w:hAnsiTheme="majorHAnsi" w:cstheme="majorHAnsi"/>
+                                <w:sz w:val="22"/>
+                              </w:rPr>
+                            </w:pPr>
+                            <w:r>
+                              <w:rPr>
+                                <w:rFonts w:asciiTheme="majorHAnsi" w:hAnsiTheme="majorHAnsi" w:cstheme="majorHAnsi"/>
+                                <w:sz w:val="22"/>
+                              </w:rPr>
+                              <w:t>Organization: Reflex IT. Solutions</w:t>
+                            </w:r>
+                          </w:p>
+                          <w:p>
+                            <w:pPr>
+                              <w:jc w:val="left"/>
+                              <w:rPr>
+                                <w:rFonts w:asciiTheme="majorHAnsi" w:hAnsiTheme="majorHAnsi" w:cstheme="majorHAnsi"/>
+                                <w:sz w:val="22"/>
+                              </w:rPr>
+                            </w:pPr>
+                            <w:r>
+                              <w:rPr>
+                                <w:rFonts w:asciiTheme="majorHAnsi" w:hAnsiTheme="majorHAnsi" w:cstheme="majorHAnsi"/>
+                                <w:sz w:val="22"/>
+                              </w:rPr>
+                              <w:t xml:space="preserve">Phone: 9845977948 </w:t>
+                            </w:r>
+                          </w:p>
+                          <w:p>
+                            <w:pPr>
+                              <w:jc w:val="left"/>
+                              <w:rPr>
+                                <w:rFonts w:asciiTheme="majorHAnsi" w:hAnsiTheme="majorHAnsi" w:cstheme="majorHAnsi"/>
+                                <w:sz w:val="22"/>
+                              </w:rPr>
+                            </w:pPr>
+                          </w:p>
+                        </w:txbxContent>
+                      </wps:txbx>
+                      <wps:bodyPr rot="0" spcFirstLastPara="0" vertOverflow="overflow" horzOverflow="overflow" vert="horz" wrap="square" lIns="91440" tIns="45720" rIns="91440" bIns="45720" numCol="1" spcCol="0" rtlCol="0" fromWordArt="0" anchor="t" anchorCtr="0" forceAA="0" compatLnSpc="1">
+                        <a:prstTxWarp prst="textNoShape">
+                          <a:avLst/>
+                        </a:prstTxWarp>
+                        <a:noAutofit/>
+                      </wps:bodyPr>
+                    </wps:wsp>
+                  </a:graphicData>
+                </a:graphic>
+                <wp14:sizeRelH relativeFrom="margin">
+                  <wp14:pctWidth>0</wp14:pctWidth>
+                </wp14:sizeRelH>
+                <wp14:sizeRelV relativeFrom="margin">
+                  <wp14:pctHeight>0</wp14:pctHeight>
+                </wp14:sizeRelV>
+              </wp:anchor>
+            </w:drawing>
+          </mc:Choice>
+          <mc:Fallback>
+            <w:pict>
+              <v:shape id="Text Box 17" o:spid="_x0000_s1028" type="#_x0000_t202" style="position:absolute;left:0;text-align:left;margin-left:284pt;margin-top:21.9pt;width:258.05pt;height:66pt;z-index:251673600;visibility:visible;mso-wrap-style:square;mso-width-percent:0;mso-height-percent:0;mso-wrap-distance-left:9pt;mso-wrap-distance-top:0;mso-wrap-distance-right:9pt;mso-wrap-distance-bottom:0;mso-position-horizontal:absolute;mso-position-horizontal-relative:text;mso-position-vertical:absolute;mso-position-vertical-relative:text;mso-width-percent:0;mso-height-percent:0;mso-width-relative:margin;mso-height-relative:margin;v-text-anchor:top" o:gfxdata="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" filled="f" stroked="f" strokeweight=".5pt">
+                <v:textbox>
+                  <w:txbxContent>
+                    <w:p>
+                      <w:pPr>
+                        <w:jc w:val="left"/>
+                        <w:rPr>
+                          <w:rFonts w:asciiTheme="majorHAnsi" w:hAnsiTheme="majorHAnsi" w:cstheme="majorHAnsi"/>
+                          <w:sz w:val="22"/>
+                        </w:rPr>
+                      </w:pPr>
+                      <w:r>
+                        <w:rPr>
+                          <w:rFonts w:asciiTheme="majorHAnsi" w:hAnsiTheme="majorHAnsi" w:cstheme="majorHAnsi"/>
+                          <w:b/>
+                          <w:sz w:val="22"/>
+                        </w:rPr>
+                        <w:t>Nishan Phuyal</w:t>
+                      </w:r>
+                      <w:r>
+                        <w:rPr>
+                          <w:rFonts w:asciiTheme="majorHAnsi" w:hAnsiTheme="majorHAnsi" w:cstheme="majorHAnsi"/>
+                          <w:sz w:val="22"/>
+                        </w:rPr>
+                        <w:t xml:space="preserve"> (CEO)</w:t>
+                      </w:r>
+                    </w:p>
+                    <w:p>
+                      <w:pPr>
+                        <w:jc w:val="left"/>
+                        <w:rPr>
+                          <w:rFonts w:asciiTheme="majorHAnsi" w:hAnsiTheme="majorHAnsi" w:cstheme="majorHAnsi"/>
+                          <w:sz w:val="22"/>
+                        </w:rPr>
+                      </w:pPr>
+                      <w:r>
+                        <w:rPr>
+                          <w:rFonts w:asciiTheme="majorHAnsi" w:hAnsiTheme="majorHAnsi" w:cstheme="majorHAnsi"/>
+                          <w:sz w:val="22"/>
+                        </w:rPr>
+                        <w:t>Organization: Reflex IT. Solutions</w:t>
+                      </w:r>
+                    </w:p>
+                    <w:p>
+                      <w:pPr>
+                        <w:jc w:val="left"/>
+                        <w:rPr>
+                          <w:rFonts w:asciiTheme="majorHAnsi" w:hAnsiTheme="majorHAnsi" w:cstheme="majorHAnsi"/>
+                          <w:sz w:val="22"/>
+                        </w:rPr>
+                      </w:pPr>
+                      <w:r>
+                        <w:rPr>
+                          <w:rFonts w:asciiTheme="majorHAnsi" w:hAnsiTheme="majorHAnsi" w:cstheme="majorHAnsi"/>
+                          <w:sz w:val="22"/>
+                        </w:rPr>
+                        <w:t xml:space="preserve">Phone: 9845977948 </w:t>
+                      </w:r>
+                    </w:p>
+                    <w:p>
+                      <w:pPr>
+                        <w:jc w:val="left"/>
+                        <w:rPr>
+                          <w:rFonts w:asciiTheme="majorHAnsi" w:hAnsiTheme="majorHAnsi" w:cstheme="majorHAnsi"/>
+                          <w:sz w:val="22"/>
+                        </w:rPr>
+                      </w:pPr>
+                    </w:p>
+                  </w:txbxContent>
+                </v:textbox>
+              </v:shape>
+            </w:pict>
+          </mc:Fallback>
+        </mc:AlternateContent>
+      </w:r>
+      <w:r>
+        <w:rPr>
+          <w:noProof/>
+        </w:rPr>
+        <mc:AlternateContent>
+          <mc:Choice Requires="wps">
+            <w:drawing>
               <wp:anchor distT="0" distB="0" distL="114300" distR="114300" simplePos="0" relativeHeight="251675648" behindDoc="0" locked="0" layoutInCell="1" allowOverlap="1" wp14:anchorId="1FA71DE8" wp14:editId="6933040D">
                 <wp:simplePos x="0" y="0"/>
                 <wp:positionH relativeFrom="column">
-                  <wp:posOffset>3556000</wp:posOffset>
+                  <wp:posOffset>-5759</wp:posOffset>
                 </wp:positionH>
                 <wp:positionV relativeFrom="paragraph">
                   <wp:posOffset>311150</wp:posOffset>
@@ -2458,7 +2732,7 @@
           </mc:Choice>
           <mc:Fallback>
             <w:pict>
-              <v:shape w14:anchorId="1FA71DE8" id="Text Box 18" o:spid="_x0000_s1028" type="#_x0000_t202" style="position:absolute;left:0;text-align:left;margin-left:280pt;margin-top:24.5pt;width:290.5pt;height:71pt;z-index:251675648;visibility:visible;mso-wrap-style:square;mso-width-percent:0;mso-height-percent:0;mso-wrap-distance-left:9pt;mso-wrap-distance-top:0;mso-wrap-distance-right:9pt;mso-wrap-distance-bottom:0;mso-position-horizontal:absolute;mso-position-horizontal-relative:text;mso-position-vertical:absolute;mso-position-vertical-relative:text;mso-width-percent:0;mso-height-percent:0;mso-width-relative:margin;mso-height-relative:margin;v-text-anchor:top" o:gfxdata="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" filled="f" stroked="f" strokeweight=".5pt">
+              <v:shape w14:anchorId="1FA71DE8" id="Text Box 18" o:spid="_x0000_s1029" type="#_x0000_t202" style="position:absolute;left:0;text-align:left;margin-left:-.45pt;margin-top:24.5pt;width:290.5pt;height:71pt;z-index:251675648;visibility:visible;mso-wrap-style:square;mso-width-percent:0;mso-height-percent:0;mso-wrap-distance-left:9pt;mso-wrap-distance-top:0;mso-wrap-distance-right:9pt;mso-wrap-distance-bottom:0;mso-position-horizontal:absolute;mso-position-horizontal-relative:text;mso-position-vertical:absolute;mso-position-vertical-relative:text;mso-width-percent:0;mso-height-percent:0;mso-width-relative:margin;mso-height-relative:margin;v-text-anchor:top" o:gfxdata="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" filled="f" stroked="f" strokeweight=".5pt">
                 <v:textbox>
                   <w:txbxContent>
                     <w:p>
@@ -2534,209 +2808,10 @@
         </mc:AlternateContent>
       </w:r>
       <w:r>
-        <w:rPr>
-          <w:noProof/>
-        </w:rPr>
-        <mc:AlternateContent>
-          <mc:Choice Requires="wps">
-            <w:drawing>
-              <wp:anchor distT="0" distB="0" distL="114300" distR="114300" simplePos="0" relativeHeight="251673600" behindDoc="0" locked="0" layoutInCell="1" allowOverlap="1">
-                <wp:simplePos x="0" y="0"/>
-                <wp:positionH relativeFrom="column">
-                  <wp:posOffset>323850</wp:posOffset>
-                </wp:positionH>
-                <wp:positionV relativeFrom="paragraph">
-                  <wp:posOffset>374650</wp:posOffset>
-                </wp:positionV>
-                <wp:extent cx="3277235" cy="838200"/>
-                <wp:effectExtent l="0" t="0" r="0" b="0"/>
-                <wp:wrapNone/>
-                <wp:docPr id="17" name="Text Box 17"/>
-                <wp:cNvGraphicFramePr/>
-                <a:graphic xmlns:a="http://schemas.openxmlformats.org/drawingml/2006/main">
-                  <a:graphicData uri="http://schemas.microsoft.com/office/word/2010/wordprocessingShape">
-                    <wps:wsp>
-                      <wps:cNvSpPr txBox="1"/>
-                      <wps:spPr>
-                        <a:xfrm>
-                          <a:off x="0" y="0"/>
-                          <a:ext cx="3277235" cy="838200"/>
-                        </a:xfrm>
-                        <a:prstGeom prst="rect">
-                          <a:avLst/>
-                        </a:prstGeom>
-                        <a:noFill/>
-                        <a:ln w="6350">
-                          <a:noFill/>
-                        </a:ln>
-                      </wps:spPr>
-                      <wps:txbx>
-                        <w:txbxContent>
-                          <w:p>
-                            <w:pPr>
-                              <w:jc w:val="left"/>
-                              <w:rPr>
-                                <w:rFonts w:asciiTheme="majorHAnsi" w:hAnsiTheme="majorHAnsi" w:cstheme="majorHAnsi"/>
-                                <w:sz w:val="22"/>
-                              </w:rPr>
-                            </w:pPr>
-                            <w:r>
-                              <w:rPr>
-                                <w:rFonts w:asciiTheme="majorHAnsi" w:hAnsiTheme="majorHAnsi" w:cstheme="majorHAnsi"/>
-                                <w:b/>
-                                <w:sz w:val="22"/>
-                              </w:rPr>
-                              <w:t>Nishan Phuyal</w:t>
-                            </w:r>
-                            <w:r>
-                              <w:rPr>
-                                <w:rFonts w:asciiTheme="majorHAnsi" w:hAnsiTheme="majorHAnsi" w:cstheme="majorHAnsi"/>
-                                <w:sz w:val="22"/>
-                              </w:rPr>
-                              <w:t xml:space="preserve"> (CEO)</w:t>
-                            </w:r>
-                          </w:p>
-                          <w:p>
-                            <w:pPr>
-                              <w:jc w:val="left"/>
-                              <w:rPr>
-                                <w:rFonts w:asciiTheme="majorHAnsi" w:hAnsiTheme="majorHAnsi" w:cstheme="majorHAnsi"/>
-                                <w:sz w:val="22"/>
-                              </w:rPr>
-                            </w:pPr>
-                            <w:r>
-                              <w:rPr>
-                                <w:rFonts w:asciiTheme="majorHAnsi" w:hAnsiTheme="majorHAnsi" w:cstheme="majorHAnsi"/>
-                                <w:sz w:val="22"/>
-                              </w:rPr>
-                              <w:t>Organization: Reflex IT. Solutions</w:t>
-                            </w:r>
-                          </w:p>
-                          <w:p>
-                            <w:pPr>
-                              <w:jc w:val="left"/>
-                              <w:rPr>
-                                <w:rFonts w:asciiTheme="majorHAnsi" w:hAnsiTheme="majorHAnsi" w:cstheme="majorHAnsi"/>
-                                <w:sz w:val="22"/>
-                              </w:rPr>
-                            </w:pPr>
-                            <w:r>
-                              <w:rPr>
-                                <w:rFonts w:asciiTheme="majorHAnsi" w:hAnsiTheme="majorHAnsi" w:cstheme="majorHAnsi"/>
-                                <w:sz w:val="22"/>
-                              </w:rPr>
-                              <w:t xml:space="preserve">Phone: 9845977948 </w:t>
-                            </w:r>
-                          </w:p>
-                          <w:p>
-                            <w:pPr>
-                              <w:jc w:val="left"/>
-                              <w:rPr>
-                                <w:rFonts w:asciiTheme="majorHAnsi" w:hAnsiTheme="majorHAnsi" w:cstheme="majorHAnsi"/>
-                                <w:sz w:val="22"/>
-                              </w:rPr>
-                            </w:pPr>
-                          </w:p>
-                        </w:txbxContent>
-                      </wps:txbx>
-                      <wps:bodyPr rot="0" spcFirstLastPara="0" vertOverflow="overflow" horzOverflow="overflow" vert="horz" wrap="square" lIns="91440" tIns="45720" rIns="91440" bIns="45720" numCol="1" spcCol="0" rtlCol="0" fromWordArt="0" anchor="t" anchorCtr="0" forceAA="0" compatLnSpc="1">
-                        <a:prstTxWarp prst="textNoShape">
-                          <a:avLst/>
-                        </a:prstTxWarp>
-                        <a:noAutofit/>
-                      </wps:bodyPr>
-                    </wps:wsp>
-                  </a:graphicData>
-                </a:graphic>
-                <wp14:sizeRelH relativeFrom="margin">
-                  <wp14:pctWidth>0</wp14:pctWidth>
-                </wp14:sizeRelH>
-                <wp14:sizeRelV relativeFrom="margin">
-                  <wp14:pctHeight>0</wp14:pctHeight>
-                </wp14:sizeRelV>
-              </wp:anchor>
-            </w:drawing>
-          </mc:Choice>
-          <mc:Fallback>
-            <w:pict>
-              <v:shape id="Text Box 17" o:spid="_x0000_s1029" type="#_x0000_t202" style="position:absolute;left:0;text-align:left;margin-left:25.5pt;margin-top:29.5pt;width:258.05pt;height:66pt;z-index:251673600;visibility:visible;mso-wrap-style:square;mso-width-percent:0;mso-height-percent:0;mso-wrap-distance-left:9pt;mso-wrap-distance-top:0;mso-wrap-distance-right:9pt;mso-wrap-distance-bottom:0;mso-position-horizontal:absolute;mso-position-horizontal-relative:text;mso-position-vertical:absolute;mso-position-vertical-relative:text;mso-width-percent:0;mso-height-percent:0;mso-width-relative:margin;mso-height-relative:margin;v-text-anchor:top" o:gfxdata="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" filled="f" stroked="f" strokeweight=".5pt">
-                <v:textbox>
-                  <w:txbxContent>
-                    <w:p>
-                      <w:pPr>
-                        <w:jc w:val="left"/>
-                        <w:rPr>
-                          <w:rFonts w:asciiTheme="majorHAnsi" w:hAnsiTheme="majorHAnsi" w:cstheme="majorHAnsi"/>
-                          <w:sz w:val="22"/>
-                        </w:rPr>
-                      </w:pPr>
-                      <w:r>
-                        <w:rPr>
-                          <w:rFonts w:asciiTheme="majorHAnsi" w:hAnsiTheme="majorHAnsi" w:cstheme="majorHAnsi"/>
-                          <w:b/>
-                          <w:sz w:val="22"/>
-                        </w:rPr>
-                        <w:t>Nishan Phuyal</w:t>
-                      </w:r>
-                      <w:r>
-                        <w:rPr>
-                          <w:rFonts w:asciiTheme="majorHAnsi" w:hAnsiTheme="majorHAnsi" w:cstheme="majorHAnsi"/>
-                          <w:sz w:val="22"/>
-                        </w:rPr>
-                        <w:t xml:space="preserve"> (CEO)</w:t>
-                      </w:r>
-                    </w:p>
-                    <w:p>
-                      <w:pPr>
-                        <w:jc w:val="left"/>
-                        <w:rPr>
-                          <w:rFonts w:asciiTheme="majorHAnsi" w:hAnsiTheme="majorHAnsi" w:cstheme="majorHAnsi"/>
-                          <w:sz w:val="22"/>
-                        </w:rPr>
-                      </w:pPr>
-                      <w:r>
-                        <w:rPr>
-                          <w:rFonts w:asciiTheme="majorHAnsi" w:hAnsiTheme="majorHAnsi" w:cstheme="majorHAnsi"/>
-                          <w:sz w:val="22"/>
-                        </w:rPr>
-                        <w:t>Organization: Reflex IT. Solutions</w:t>
-                      </w:r>
-                    </w:p>
-                    <w:p>
-                      <w:pPr>
-                        <w:jc w:val="left"/>
-                        <w:rPr>
-                          <w:rFonts w:asciiTheme="majorHAnsi" w:hAnsiTheme="majorHAnsi" w:cstheme="majorHAnsi"/>
-                          <w:sz w:val="22"/>
-                        </w:rPr>
-                      </w:pPr>
-                      <w:r>
-                        <w:rPr>
-                          <w:rFonts w:asciiTheme="majorHAnsi" w:hAnsiTheme="majorHAnsi" w:cstheme="majorHAnsi"/>
-                          <w:sz w:val="22"/>
-                        </w:rPr>
-                        <w:t xml:space="preserve">Phone: 9845977948 </w:t>
-                      </w:r>
-                    </w:p>
-                    <w:p>
-                      <w:pPr>
-                        <w:jc w:val="left"/>
-                        <w:rPr>
-                          <w:rFonts w:asciiTheme="majorHAnsi" w:hAnsiTheme="majorHAnsi" w:cstheme="majorHAnsi"/>
-                          <w:sz w:val="22"/>
-                        </w:rPr>
-                      </w:pPr>
-                    </w:p>
-                  </w:txbxContent>
-                </v:textbox>
-              </v:shape>
-            </w:pict>
-          </mc:Fallback>
-        </mc:AlternateContent>
-      </w:r>
-      <w:r>
         <w:t>References</w:t>
       </w:r>
+      <w:bookmarkStart w:id="0" w:name="_GoBack"/>
+      <w:bookmarkEnd w:id="0"/>
     </w:p>
     <w:sectPr>
       <w:pgSz w:w="12240" w:h="15840"/>
